--- a/Air Ticket Reservation sydtem SRS.docx
+++ b/Air Ticket Reservation sydtem SRS.docx
@@ -477,7 +477,7 @@
         </w:numPr>
       </w:pPr>
       <w:r>
-        <w:t>Arrival airport</w:t>
+        <w:t>Arrival Country</w:t>
       </w:r>
     </w:p>
     <w:p>
@@ -488,7 +488,7 @@
         </w:numPr>
       </w:pPr>
       <w:r>
-        <w:t>Departure date</w:t>
+        <w:t>Arrival airport</w:t>
       </w:r>
     </w:p>
     <w:p>
@@ -499,7 +499,139 @@
         </w:numPr>
       </w:pPr>
       <w:r>
-        <w:t>Flight type (One-way, Return, or Multi-city)</w:t>
+        <w:t>Departure date</w:t>
+      </w:r>
+    </w:p>
+    <w:p>
+      <w:pPr>
+        <w:numPr>
+          <w:ilvl w:val="0"/>
+          <w:numId w:val="7"/>
+        </w:numPr>
+      </w:pPr>
+      <w:r>
+        <w:t>Flight type (One-way, Return)</w:t>
+      </w:r>
+    </w:p>
+    <w:p>
+      <w:pPr>
+        <w:pStyle w:val="NormalWeb"/>
+        <w:ind w:left="720"/>
+        <w:rPr>
+          <w:b/>
+          <w:bCs/>
+        </w:rPr>
+      </w:pPr>
+      <w:r>
+        <w:rPr>
+          <w:b/>
+          <w:bCs/>
+        </w:rPr>
+        <w:t>5</w:t>
+      </w:r>
+      <w:r>
+        <w:rPr>
+          <w:b/>
+          <w:bCs/>
+        </w:rPr>
+        <w:t>.</w:t>
+      </w:r>
+      <w:r>
+        <w:rPr>
+          <w:b/>
+          <w:bCs/>
+        </w:rPr>
+        <w:t>Flight Information Display</w:t>
+      </w:r>
+    </w:p>
+    <w:p>
+      <w:pPr>
+        <w:pStyle w:val="NormalWeb"/>
+        <w:numPr>
+          <w:ilvl w:val="1"/>
+          <w:numId w:val="10"/>
+        </w:numPr>
+      </w:pPr>
+      <w:r>
+        <w:t>The system shall display flight information including:</w:t>
+      </w:r>
+    </w:p>
+    <w:p>
+      <w:pPr>
+        <w:pStyle w:val="NormalWeb"/>
+        <w:numPr>
+          <w:ilvl w:val="2"/>
+          <w:numId w:val="10"/>
+        </w:numPr>
+      </w:pPr>
+      <w:r>
+        <w:t>Flight number</w:t>
+      </w:r>
+    </w:p>
+    <w:p>
+      <w:pPr>
+        <w:pStyle w:val="NormalWeb"/>
+        <w:numPr>
+          <w:ilvl w:val="2"/>
+          <w:numId w:val="10"/>
+        </w:numPr>
+      </w:pPr>
+      <w:r>
+        <w:t>Departure and arrival times</w:t>
+      </w:r>
+    </w:p>
+    <w:p>
+      <w:pPr>
+        <w:pStyle w:val="NormalWeb"/>
+        <w:numPr>
+          <w:ilvl w:val="2"/>
+          <w:numId w:val="10"/>
+        </w:numPr>
+      </w:pPr>
+      <w:r>
+        <w:t>Total travel duration</w:t>
+      </w:r>
+    </w:p>
+    <w:p>
+      <w:pPr>
+        <w:pStyle w:val="NormalWeb"/>
+        <w:numPr>
+          <w:ilvl w:val="2"/>
+          <w:numId w:val="10"/>
+        </w:numPr>
+      </w:pPr>
+      <w:r>
+        <w:t>Baggage allowance</w:t>
+      </w:r>
+    </w:p>
+    <w:p>
+      <w:pPr>
+        <w:pStyle w:val="NormalWeb"/>
+        <w:numPr>
+          <w:ilvl w:val="2"/>
+          <w:numId w:val="10"/>
+        </w:numPr>
+      </w:pPr>
+      <w:r>
+        <w:t>Refund policy and upgrade options</w:t>
+      </w:r>
+    </w:p>
+    <w:p>
+      <w:pPr>
+        <w:pStyle w:val="NormalWeb"/>
+        <w:rPr>
+          <w:rFonts w:ascii="Arial" w:hAnsi="Arial" w:cs="Arial"/>
+          <w:sz w:val="32"/>
+          <w:szCs w:val="32"/>
+        </w:rPr>
+      </w:pPr>
+      <w:r>
+        <w:rPr>
+          <w:rFonts w:ascii="Arial" w:hAnsi="Arial" w:cs="Arial"/>
+          <w:sz w:val="32"/>
+          <w:szCs w:val="32"/>
+        </w:rPr>
+        <w:t>3.Booking Process</w:t>
       </w:r>
     </w:p>
     <w:p>
@@ -508,7 +640,7 @@
         <w:ind w:left="720"/>
       </w:pPr>
       <w:r>
-        <w:t xml:space="preserve">2. </w:t>
+        <w:t xml:space="preserve">1. </w:t>
       </w:r>
       <w:r>
         <w:rPr>
@@ -516,7 +648,7 @@
           <w:b w:val="0"/>
           <w:bCs w:val="0"/>
         </w:rPr>
-        <w:t>Return Flights</w:t>
+        <w:t>Passenger Details</w:t>
       </w:r>
     </w:p>
     <w:p>
@@ -528,16 +660,16 @@
         </w:numPr>
       </w:pPr>
       <w:r>
-        <w:t>If the user selects a return flight, the system shall prompt them to choose a return date.</w:t>
+        <w:t>The system shall allow users to specify the number and type of passengers (Adult, Child, Infant).</w:t>
       </w:r>
     </w:p>
     <w:p>
       <w:pPr>
         <w:pStyle w:val="Heading4"/>
-        <w:ind w:left="720"/>
-      </w:pPr>
-      <w:r>
-        <w:t xml:space="preserve">3. </w:t>
+        <w:ind w:firstLine="720"/>
+      </w:pPr>
+      <w:r>
+        <w:t xml:space="preserve">2.. </w:t>
       </w:r>
       <w:r>
         <w:rPr>
@@ -545,7 +677,7 @@
           <w:b w:val="0"/>
           <w:bCs w:val="0"/>
         </w:rPr>
-        <w:t>Passenger Details</w:t>
+        <w:t>Flight Class</w:t>
       </w:r>
     </w:p>
     <w:p>
@@ -557,7 +689,7 @@
         </w:numPr>
       </w:pPr>
       <w:r>
-        <w:t>The system shall allow users to specify the number and type of passengers (Adult, Child, Infant).</w:t>
+        <w:t>The system shall allow users to select a flight class (Economy, Business, or First Class).</w:t>
       </w:r>
     </w:p>
     <w:p>
@@ -565,16 +697,13 @@
         <w:pStyle w:val="Heading4"/>
         <w:ind w:firstLine="720"/>
       </w:pPr>
-      <w:r>
-        <w:t xml:space="preserve">4. </w:t>
-      </w:r>
       <w:r>
         <w:rPr>
           <w:rStyle w:val="Strong"/>
           <w:b w:val="0"/>
           <w:bCs w:val="0"/>
         </w:rPr>
-        <w:t>Flight Class</w:t>
+        <w:t xml:space="preserve">3.Seat Selection </w:t>
       </w:r>
     </w:p>
     <w:p>
@@ -586,21 +715,14 @@
         </w:numPr>
       </w:pPr>
       <w:r>
-        <w:t>The system shall allow users to select a flight class (Economy, Business, or First Class).</w:t>
-      </w:r>
-    </w:p>
-    <w:p>
-      <w:pPr>
-        <w:pStyle w:val="Heading4"/>
-        <w:ind w:firstLine="720"/>
-      </w:pPr>
-      <w:r>
-        <w:rPr>
-          <w:rStyle w:val="Strong"/>
-          <w:b w:val="0"/>
-          <w:bCs w:val="0"/>
-        </w:rPr>
-        <w:t xml:space="preserve">5.Seat Selection </w:t>
+        <w:t>After selecting a flight, the system shall allow users to choose available seats based on their class of service.</w:t>
+      </w:r>
+      <w:r>
+        <w:br/>
+      </w:r>
+      <w:r>
+        <w:lastRenderedPageBreak/>
+        <w:t>The system shall update seat availability in real time to prevent double booking.</w:t>
       </w:r>
     </w:p>
     <w:p>
@@ -612,11 +734,51 @@
         </w:numPr>
       </w:pPr>
       <w:r>
-        <w:t>After selecting a flight, the system shall allow users to choose available seats based on their class of service.</w:t>
+        <w:rPr>
+          <w:b/>
+          <w:bCs/>
+        </w:rPr>
+        <w:t xml:space="preserve"> Seat Change / Upgrade:</w:t>
       </w:r>
       <w:r>
         <w:br/>
-        <w:t>The system shall update seat availability in real time to prevent double booking.</w:t>
+        <w:t>The system shall allow users to change or upgrade their seats (subject to availability) before check-in.</w:t>
+      </w:r>
+    </w:p>
+    <w:p>
+      <w:pPr>
+        <w:pStyle w:val="NormalWeb"/>
+        <w:ind w:left="2160"/>
+      </w:pPr>
+    </w:p>
+    <w:p>
+      <w:pPr>
+        <w:pStyle w:val="NormalWeb"/>
+        <w:rPr>
+          <w:rFonts w:ascii="Arial" w:hAnsi="Arial" w:cs="Arial"/>
+          <w:sz w:val="32"/>
+          <w:szCs w:val="32"/>
+        </w:rPr>
+      </w:pPr>
+    </w:p>
+    <w:p>
+      <w:pPr>
+        <w:pStyle w:val="Heading4"/>
+        <w:ind w:firstLine="720"/>
+      </w:pPr>
+      <w:r>
+        <w:t>4</w:t>
+      </w:r>
+      <w:r>
+        <w:t xml:space="preserve">. </w:t>
+      </w:r>
+      <w:r>
+        <w:rPr>
+          <w:rStyle w:val="Strong"/>
+          <w:b w:val="0"/>
+          <w:bCs w:val="0"/>
+        </w:rPr>
+        <w:t>Booking Confirmation</w:t>
       </w:r>
     </w:p>
     <w:p>
@@ -628,153 +790,40 @@
         </w:numPr>
       </w:pPr>
       <w:r>
+        <w:t>The system shall ask the user to review and confirm all flight details (including seat selection and total cost) before proceeding to payment.</w:t>
+      </w:r>
+    </w:p>
+    <w:p>
+      <w:pPr>
+        <w:pStyle w:val="NormalWeb"/>
+        <w:ind w:left="720"/>
         <w:rPr>
           <w:b/>
           <w:bCs/>
         </w:rPr>
-        <w:t xml:space="preserve"> Seat Change / Upgrade:</w:t>
-      </w:r>
-      <w:r>
-        <w:br/>
-        <w:t>The system shall allow users to change or upgrade their seats (subject to availability) before check-in.</w:t>
-      </w:r>
-    </w:p>
-    <w:p>
-      <w:pPr>
-        <w:pStyle w:val="NormalWeb"/>
-        <w:ind w:left="2160"/>
-      </w:pPr>
-    </w:p>
-    <w:p>
-      <w:pPr>
-        <w:pStyle w:val="NormalWeb"/>
-        <w:ind w:left="720"/>
+      </w:pPr>
+      <w:r>
         <w:rPr>
           <w:b/>
           <w:bCs/>
         </w:rPr>
-      </w:pPr>
+        <w:t>5</w:t>
+      </w:r>
       <w:r>
         <w:rPr>
           <w:b/>
           <w:bCs/>
         </w:rPr>
-        <w:t>6.</w:t>
-      </w:r>
-      <w:r>
-        <w:rPr>
-          <w:b/>
-          <w:bCs/>
-        </w:rPr>
-        <w:t>Flight Information Display</w:t>
-      </w:r>
-    </w:p>
-    <w:p>
-      <w:pPr>
-        <w:pStyle w:val="NormalWeb"/>
-        <w:numPr>
-          <w:ilvl w:val="1"/>
-          <w:numId w:val="10"/>
-        </w:numPr>
-      </w:pPr>
-      <w:r>
-        <w:lastRenderedPageBreak/>
-        <w:t>The system shall display flight information including:</w:t>
-      </w:r>
-    </w:p>
-    <w:p>
-      <w:pPr>
-        <w:pStyle w:val="NormalWeb"/>
-        <w:numPr>
-          <w:ilvl w:val="2"/>
-          <w:numId w:val="10"/>
-        </w:numPr>
-      </w:pPr>
-      <w:r>
-        <w:t>Flight number</w:t>
-      </w:r>
-    </w:p>
-    <w:p>
-      <w:pPr>
-        <w:pStyle w:val="NormalWeb"/>
-        <w:numPr>
-          <w:ilvl w:val="2"/>
-          <w:numId w:val="10"/>
-        </w:numPr>
-      </w:pPr>
-      <w:r>
-        <w:t>Departure and arrival times</w:t>
-      </w:r>
-    </w:p>
-    <w:p>
-      <w:pPr>
-        <w:pStyle w:val="NormalWeb"/>
-        <w:numPr>
-          <w:ilvl w:val="2"/>
-          <w:numId w:val="10"/>
-        </w:numPr>
-      </w:pPr>
-      <w:r>
-        <w:t>Total travel duration</w:t>
-      </w:r>
-    </w:p>
-    <w:p>
-      <w:pPr>
-        <w:pStyle w:val="NormalWeb"/>
-        <w:numPr>
-          <w:ilvl w:val="2"/>
-          <w:numId w:val="10"/>
-        </w:numPr>
-      </w:pPr>
-      <w:r>
-        <w:t>Baggage allowance</w:t>
-      </w:r>
-    </w:p>
-    <w:p>
-      <w:pPr>
-        <w:pStyle w:val="NormalWeb"/>
-        <w:numPr>
-          <w:ilvl w:val="2"/>
-          <w:numId w:val="10"/>
-        </w:numPr>
-      </w:pPr>
-      <w:r>
-        <w:t>Refund policy and upgrade options</w:t>
-      </w:r>
-    </w:p>
-    <w:p>
-      <w:pPr>
-        <w:pStyle w:val="NormalWeb"/>
-        <w:rPr>
-          <w:rFonts w:ascii="Arial" w:hAnsi="Arial" w:cs="Arial"/>
-          <w:sz w:val="32"/>
-          <w:szCs w:val="32"/>
-        </w:rPr>
-      </w:pPr>
-      <w:r>
-        <w:rPr>
-          <w:rFonts w:ascii="Arial" w:hAnsi="Arial" w:cs="Arial"/>
-          <w:sz w:val="32"/>
-          <w:szCs w:val="32"/>
-        </w:rPr>
-        <w:t>3.Booking Process</w:t>
-      </w:r>
-    </w:p>
-    <w:p>
-      <w:pPr>
-        <w:pStyle w:val="Heading4"/>
-        <w:ind w:firstLine="720"/>
-      </w:pPr>
-      <w:r>
-        <w:t xml:space="preserve">7. </w:t>
-      </w:r>
-      <w:r>
-        <w:rPr>
-          <w:rStyle w:val="Strong"/>
-          <w:b w:val="0"/>
-          <w:bCs w:val="0"/>
-        </w:rPr>
-        <w:t>Booking Confirmation</w:t>
+        <w:t>. Payment</w:t>
+      </w:r>
+    </w:p>
+    <w:p>
+      <w:pPr>
+        <w:pStyle w:val="NormalWeb"/>
+        <w:ind w:left="1800"/>
+      </w:pPr>
+      <w:r>
+        <w:t>The system shall allow the user to:</w:t>
       </w:r>
     </w:p>
     <w:p>
@@ -786,40 +835,7 @@
         </w:numPr>
       </w:pPr>
       <w:r>
-        <w:t>The system shall ask the user to review and confirm all flight details (including seat selection and total cost) before proceeding to payment.</w:t>
-      </w:r>
-    </w:p>
-    <w:p>
-      <w:pPr>
-        <w:pStyle w:val="NormalWeb"/>
-        <w:ind w:left="720"/>
-        <w:rPr>
-          <w:b/>
-          <w:bCs/>
-        </w:rPr>
-      </w:pPr>
-      <w:r>
-        <w:rPr>
-          <w:b/>
-          <w:bCs/>
-        </w:rPr>
-        <w:t>8</w:t>
-      </w:r>
-      <w:r>
-        <w:rPr>
-          <w:b/>
-          <w:bCs/>
-        </w:rPr>
-        <w:t>. Payment</w:t>
-      </w:r>
-    </w:p>
-    <w:p>
-      <w:pPr>
-        <w:pStyle w:val="NormalWeb"/>
-        <w:ind w:left="1800"/>
-      </w:pPr>
-      <w:r>
-        <w:t>The system shall allow the user to:</w:t>
+        <w:t>Select a preferred currency for payment.</w:t>
       </w:r>
     </w:p>
     <w:p>
@@ -831,7 +847,7 @@
         </w:numPr>
       </w:pPr>
       <w:r>
-        <w:t>Select a preferred currency for payment.</w:t>
+        <w:t>Automatically convert prices to the selected currency.</w:t>
       </w:r>
     </w:p>
     <w:p>
@@ -843,18 +859,6 @@
         </w:numPr>
       </w:pPr>
       <w:r>
-        <w:t>Automatically convert prices to the selected currency.</w:t>
-      </w:r>
-    </w:p>
-    <w:p>
-      <w:pPr>
-        <w:pStyle w:val="NormalWeb"/>
-        <w:numPr>
-          <w:ilvl w:val="0"/>
-          <w:numId w:val="8"/>
-        </w:numPr>
-      </w:pPr>
-      <w:r>
         <w:t>Verify that the payment amount is sufficient before booking confirmation.</w:t>
       </w:r>
     </w:p>
@@ -872,7 +876,7 @@
           <w:b/>
           <w:bCs/>
         </w:rPr>
-        <w:t>9</w:t>
+        <w:t>6</w:t>
       </w:r>
       <w:r>
         <w:rPr>
@@ -929,23 +933,14 @@
     </w:p>
     <w:p>
       <w:pPr>
-        <w:pStyle w:val="NormalWeb"/>
-        <w:numPr>
-          <w:ilvl w:val="0"/>
-          <w:numId w:val="12"/>
-        </w:numPr>
-      </w:pPr>
-      <w:r>
-        <w:t>PayPal</w:t>
-      </w:r>
-    </w:p>
-    <w:p>
-      <w:pPr>
         <w:pStyle w:val="Heading4"/>
         <w:ind w:left="720"/>
       </w:pPr>
       <w:r>
-        <w:t xml:space="preserve">10. </w:t>
+        <w:t>7</w:t>
+      </w:r>
+      <w:r>
+        <w:t xml:space="preserve">. </w:t>
       </w:r>
       <w:r>
         <w:rPr>
@@ -974,7 +969,10 @@
         <w:ind w:left="720"/>
       </w:pPr>
       <w:r>
-        <w:t>11. Cancel Flight</w:t>
+        <w:t>5</w:t>
+      </w:r>
+      <w:r>
+        <w:t>. Cancel Flight</w:t>
       </w:r>
     </w:p>
     <w:p>
@@ -986,7 +984,7 @@
         </w:numPr>
       </w:pPr>
       <w:r>
-        <w:t>User can cancel his flight after booking</w:t>
+        <w:t>System should allow user to cancel his flight</w:t>
       </w:r>
     </w:p>
     <w:p>
